--- a/AURA/submission/AURA_USER_FEEDBACK_FORM.docx
+++ b/AURA/submission/AURA_USER_FEEDBACK_FORM.docx
@@ -135,15 +135,16 @@
       <w:tr>
         <w:trPr>
           <w:tblHeader w:val="true"/>
+          <w:cantSplit w:val="true"/>
         </w:trPr>
         <w:tc>
           <w:tcPr>
             <w:tcW w:type="dxa" w:w="2556"/>
             <w:tcMar>
-              <w:top w:w="70" w:type="dxa"/>
-              <w:start w:w="90" w:type="dxa"/>
-              <w:bottom w:w="70" w:type="dxa"/>
-              <w:end w:w="90" w:type="dxa"/>
+              <w:top w:w="120" w:type="dxa"/>
+              <w:start w:w="180" w:type="dxa"/>
+              <w:bottom w:w="120" w:type="dxa"/>
+              <w:end w:w="180" w:type="dxa"/>
             </w:tcMar>
             <w:vAlign w:val="center"/>
             <w:shd w:fill="17365D"/>
@@ -167,10 +168,10 @@
           <w:tcPr>
             <w:tcW w:type="dxa" w:w="2556"/>
             <w:tcMar>
-              <w:top w:w="70" w:type="dxa"/>
-              <w:start w:w="90" w:type="dxa"/>
-              <w:bottom w:w="70" w:type="dxa"/>
-              <w:end w:w="90" w:type="dxa"/>
+              <w:top w:w="120" w:type="dxa"/>
+              <w:start w:w="180" w:type="dxa"/>
+              <w:bottom w:w="120" w:type="dxa"/>
+              <w:end w:w="180" w:type="dxa"/>
             </w:tcMar>
             <w:vAlign w:val="center"/>
             <w:shd w:fill="17365D"/>
@@ -194,10 +195,10 @@
           <w:tcPr>
             <w:tcW w:type="dxa" w:w="2556"/>
             <w:tcMar>
-              <w:top w:w="70" w:type="dxa"/>
-              <w:start w:w="90" w:type="dxa"/>
-              <w:bottom w:w="70" w:type="dxa"/>
-              <w:end w:w="90" w:type="dxa"/>
+              <w:top w:w="120" w:type="dxa"/>
+              <w:start w:w="180" w:type="dxa"/>
+              <w:bottom w:w="120" w:type="dxa"/>
+              <w:end w:w="180" w:type="dxa"/>
             </w:tcMar>
             <w:vAlign w:val="center"/>
             <w:shd w:fill="17365D"/>
@@ -221,10 +222,10 @@
           <w:tcPr>
             <w:tcW w:type="dxa" w:w="2556"/>
             <w:tcMar>
-              <w:top w:w="70" w:type="dxa"/>
-              <w:start w:w="90" w:type="dxa"/>
-              <w:bottom w:w="70" w:type="dxa"/>
-              <w:end w:w="90" w:type="dxa"/>
+              <w:top w:w="120" w:type="dxa"/>
+              <w:start w:w="180" w:type="dxa"/>
+              <w:bottom w:w="120" w:type="dxa"/>
+              <w:end w:w="180" w:type="dxa"/>
             </w:tcMar>
             <w:vAlign w:val="center"/>
             <w:shd w:fill="17365D"/>
@@ -246,14 +247,17 @@
         </w:tc>
       </w:tr>
       <w:tr>
+        <w:trPr>
+          <w:cantSplit w:val="true"/>
+        </w:trPr>
         <w:tc>
           <w:tcPr>
             <w:tcW w:type="dxa" w:w="2556"/>
             <w:tcMar>
-              <w:top w:w="70" w:type="dxa"/>
-              <w:start w:w="90" w:type="dxa"/>
-              <w:bottom w:w="70" w:type="dxa"/>
-              <w:end w:w="90" w:type="dxa"/>
+              <w:top w:w="120" w:type="dxa"/>
+              <w:start w:w="180" w:type="dxa"/>
+              <w:bottom w:w="120" w:type="dxa"/>
+              <w:end w:w="180" w:type="dxa"/>
             </w:tcMar>
             <w:vAlign w:val="center"/>
           </w:tcPr>
@@ -274,10 +278,10 @@
           <w:tcPr>
             <w:tcW w:type="dxa" w:w="2556"/>
             <w:tcMar>
-              <w:top w:w="70" w:type="dxa"/>
-              <w:start w:w="90" w:type="dxa"/>
-              <w:bottom w:w="70" w:type="dxa"/>
-              <w:end w:w="90" w:type="dxa"/>
+              <w:top w:w="120" w:type="dxa"/>
+              <w:start w:w="180" w:type="dxa"/>
+              <w:bottom w:w="120" w:type="dxa"/>
+              <w:end w:w="180" w:type="dxa"/>
             </w:tcMar>
             <w:vAlign w:val="center"/>
           </w:tcPr>
@@ -291,10 +295,10 @@
           <w:tcPr>
             <w:tcW w:type="dxa" w:w="2556"/>
             <w:tcMar>
-              <w:top w:w="70" w:type="dxa"/>
-              <w:start w:w="90" w:type="dxa"/>
-              <w:bottom w:w="70" w:type="dxa"/>
-              <w:end w:w="90" w:type="dxa"/>
+              <w:top w:w="120" w:type="dxa"/>
+              <w:start w:w="180" w:type="dxa"/>
+              <w:bottom w:w="120" w:type="dxa"/>
+              <w:end w:w="180" w:type="dxa"/>
             </w:tcMar>
             <w:vAlign w:val="center"/>
           </w:tcPr>
@@ -308,10 +312,10 @@
           <w:tcPr>
             <w:tcW w:type="dxa" w:w="2556"/>
             <w:tcMar>
-              <w:top w:w="70" w:type="dxa"/>
-              <w:start w:w="90" w:type="dxa"/>
-              <w:bottom w:w="70" w:type="dxa"/>
-              <w:end w:w="90" w:type="dxa"/>
+              <w:top w:w="120" w:type="dxa"/>
+              <w:start w:w="180" w:type="dxa"/>
+              <w:bottom w:w="120" w:type="dxa"/>
+              <w:end w:w="180" w:type="dxa"/>
             </w:tcMar>
             <w:vAlign w:val="center"/>
           </w:tcPr>
@@ -323,14 +327,17 @@
         </w:tc>
       </w:tr>
       <w:tr>
+        <w:trPr>
+          <w:cantSplit w:val="true"/>
+        </w:trPr>
         <w:tc>
           <w:tcPr>
             <w:tcW w:type="dxa" w:w="2556"/>
             <w:tcMar>
-              <w:top w:w="70" w:type="dxa"/>
-              <w:start w:w="90" w:type="dxa"/>
-              <w:bottom w:w="70" w:type="dxa"/>
-              <w:end w:w="90" w:type="dxa"/>
+              <w:top w:w="120" w:type="dxa"/>
+              <w:start w:w="180" w:type="dxa"/>
+              <w:bottom w:w="120" w:type="dxa"/>
+              <w:end w:w="180" w:type="dxa"/>
             </w:tcMar>
             <w:vAlign w:val="center"/>
             <w:shd w:fill="F3F6F9"/>
@@ -352,10 +359,10 @@
           <w:tcPr>
             <w:tcW w:type="dxa" w:w="2556"/>
             <w:tcMar>
-              <w:top w:w="70" w:type="dxa"/>
-              <w:start w:w="90" w:type="dxa"/>
-              <w:bottom w:w="70" w:type="dxa"/>
-              <w:end w:w="90" w:type="dxa"/>
+              <w:top w:w="120" w:type="dxa"/>
+              <w:start w:w="180" w:type="dxa"/>
+              <w:bottom w:w="120" w:type="dxa"/>
+              <w:end w:w="180" w:type="dxa"/>
             </w:tcMar>
             <w:vAlign w:val="center"/>
             <w:shd w:fill="F3F6F9"/>
@@ -370,10 +377,10 @@
           <w:tcPr>
             <w:tcW w:type="dxa" w:w="2556"/>
             <w:tcMar>
-              <w:top w:w="70" w:type="dxa"/>
-              <w:start w:w="90" w:type="dxa"/>
-              <w:bottom w:w="70" w:type="dxa"/>
-              <w:end w:w="90" w:type="dxa"/>
+              <w:top w:w="120" w:type="dxa"/>
+              <w:start w:w="180" w:type="dxa"/>
+              <w:bottom w:w="120" w:type="dxa"/>
+              <w:end w:w="180" w:type="dxa"/>
             </w:tcMar>
             <w:vAlign w:val="center"/>
             <w:shd w:fill="F3F6F9"/>
@@ -388,10 +395,10 @@
           <w:tcPr>
             <w:tcW w:type="dxa" w:w="2556"/>
             <w:tcMar>
-              <w:top w:w="70" w:type="dxa"/>
-              <w:start w:w="90" w:type="dxa"/>
-              <w:bottom w:w="70" w:type="dxa"/>
-              <w:end w:w="90" w:type="dxa"/>
+              <w:top w:w="120" w:type="dxa"/>
+              <w:start w:w="180" w:type="dxa"/>
+              <w:bottom w:w="120" w:type="dxa"/>
+              <w:end w:w="180" w:type="dxa"/>
             </w:tcMar>
             <w:vAlign w:val="center"/>
             <w:shd w:fill="F3F6F9"/>
@@ -404,14 +411,17 @@
         </w:tc>
       </w:tr>
       <w:tr>
+        <w:trPr>
+          <w:cantSplit w:val="true"/>
+        </w:trPr>
         <w:tc>
           <w:tcPr>
             <w:tcW w:type="dxa" w:w="2556"/>
             <w:tcMar>
-              <w:top w:w="70" w:type="dxa"/>
-              <w:start w:w="90" w:type="dxa"/>
-              <w:bottom w:w="70" w:type="dxa"/>
-              <w:end w:w="90" w:type="dxa"/>
+              <w:top w:w="120" w:type="dxa"/>
+              <w:start w:w="180" w:type="dxa"/>
+              <w:bottom w:w="120" w:type="dxa"/>
+              <w:end w:w="180" w:type="dxa"/>
             </w:tcMar>
             <w:vAlign w:val="center"/>
           </w:tcPr>
@@ -432,10 +442,10 @@
           <w:tcPr>
             <w:tcW w:type="dxa" w:w="2556"/>
             <w:tcMar>
-              <w:top w:w="70" w:type="dxa"/>
-              <w:start w:w="90" w:type="dxa"/>
-              <w:bottom w:w="70" w:type="dxa"/>
-              <w:end w:w="90" w:type="dxa"/>
+              <w:top w:w="120" w:type="dxa"/>
+              <w:start w:w="180" w:type="dxa"/>
+              <w:bottom w:w="120" w:type="dxa"/>
+              <w:end w:w="180" w:type="dxa"/>
             </w:tcMar>
             <w:vAlign w:val="center"/>
           </w:tcPr>
@@ -449,10 +459,10 @@
           <w:tcPr>
             <w:tcW w:type="dxa" w:w="2556"/>
             <w:tcMar>
-              <w:top w:w="70" w:type="dxa"/>
-              <w:start w:w="90" w:type="dxa"/>
-              <w:bottom w:w="70" w:type="dxa"/>
-              <w:end w:w="90" w:type="dxa"/>
+              <w:top w:w="120" w:type="dxa"/>
+              <w:start w:w="180" w:type="dxa"/>
+              <w:bottom w:w="120" w:type="dxa"/>
+              <w:end w:w="180" w:type="dxa"/>
             </w:tcMar>
             <w:vAlign w:val="center"/>
           </w:tcPr>
@@ -466,10 +476,10 @@
           <w:tcPr>
             <w:tcW w:type="dxa" w:w="2556"/>
             <w:tcMar>
-              <w:top w:w="70" w:type="dxa"/>
-              <w:start w:w="90" w:type="dxa"/>
-              <w:bottom w:w="70" w:type="dxa"/>
-              <w:end w:w="90" w:type="dxa"/>
+              <w:top w:w="120" w:type="dxa"/>
+              <w:start w:w="180" w:type="dxa"/>
+              <w:bottom w:w="120" w:type="dxa"/>
+              <w:end w:w="180" w:type="dxa"/>
             </w:tcMar>
             <w:vAlign w:val="center"/>
           </w:tcPr>
@@ -481,14 +491,17 @@
         </w:tc>
       </w:tr>
       <w:tr>
+        <w:trPr>
+          <w:cantSplit w:val="true"/>
+        </w:trPr>
         <w:tc>
           <w:tcPr>
             <w:tcW w:type="dxa" w:w="2556"/>
             <w:tcMar>
-              <w:top w:w="70" w:type="dxa"/>
-              <w:start w:w="90" w:type="dxa"/>
-              <w:bottom w:w="70" w:type="dxa"/>
-              <w:end w:w="90" w:type="dxa"/>
+              <w:top w:w="120" w:type="dxa"/>
+              <w:start w:w="180" w:type="dxa"/>
+              <w:bottom w:w="120" w:type="dxa"/>
+              <w:end w:w="180" w:type="dxa"/>
             </w:tcMar>
             <w:vAlign w:val="center"/>
             <w:shd w:fill="F3F6F9"/>
@@ -510,10 +523,10 @@
           <w:tcPr>
             <w:tcW w:type="dxa" w:w="2556"/>
             <w:tcMar>
-              <w:top w:w="70" w:type="dxa"/>
-              <w:start w:w="90" w:type="dxa"/>
-              <w:bottom w:w="70" w:type="dxa"/>
-              <w:end w:w="90" w:type="dxa"/>
+              <w:top w:w="120" w:type="dxa"/>
+              <w:start w:w="180" w:type="dxa"/>
+              <w:bottom w:w="120" w:type="dxa"/>
+              <w:end w:w="180" w:type="dxa"/>
             </w:tcMar>
             <w:vAlign w:val="center"/>
             <w:shd w:fill="F3F6F9"/>
@@ -528,10 +541,10 @@
           <w:tcPr>
             <w:tcW w:type="dxa" w:w="2556"/>
             <w:tcMar>
-              <w:top w:w="70" w:type="dxa"/>
-              <w:start w:w="90" w:type="dxa"/>
-              <w:bottom w:w="70" w:type="dxa"/>
-              <w:end w:w="90" w:type="dxa"/>
+              <w:top w:w="120" w:type="dxa"/>
+              <w:start w:w="180" w:type="dxa"/>
+              <w:bottom w:w="120" w:type="dxa"/>
+              <w:end w:w="180" w:type="dxa"/>
             </w:tcMar>
             <w:vAlign w:val="center"/>
             <w:shd w:fill="F3F6F9"/>
@@ -546,10 +559,10 @@
           <w:tcPr>
             <w:tcW w:type="dxa" w:w="2556"/>
             <w:tcMar>
-              <w:top w:w="70" w:type="dxa"/>
-              <w:start w:w="90" w:type="dxa"/>
-              <w:bottom w:w="70" w:type="dxa"/>
-              <w:end w:w="90" w:type="dxa"/>
+              <w:top w:w="120" w:type="dxa"/>
+              <w:start w:w="180" w:type="dxa"/>
+              <w:bottom w:w="120" w:type="dxa"/>
+              <w:end w:w="180" w:type="dxa"/>
             </w:tcMar>
             <w:vAlign w:val="center"/>
             <w:shd w:fill="F3F6F9"/>
@@ -903,15 +916,16 @@
       <w:tr>
         <w:trPr>
           <w:tblHeader w:val="true"/>
+          <w:cantSplit w:val="true"/>
         </w:trPr>
         <w:tc>
           <w:tcPr>
             <w:tcW w:type="dxa" w:w="2556"/>
             <w:tcMar>
-              <w:top w:w="70" w:type="dxa"/>
-              <w:start w:w="90" w:type="dxa"/>
-              <w:bottom w:w="70" w:type="dxa"/>
-              <w:end w:w="90" w:type="dxa"/>
+              <w:top w:w="120" w:type="dxa"/>
+              <w:start w:w="180" w:type="dxa"/>
+              <w:bottom w:w="120" w:type="dxa"/>
+              <w:end w:w="180" w:type="dxa"/>
             </w:tcMar>
             <w:vAlign w:val="center"/>
             <w:shd w:fill="17365D"/>
@@ -935,10 +949,10 @@
           <w:tcPr>
             <w:tcW w:type="dxa" w:w="2556"/>
             <w:tcMar>
-              <w:top w:w="70" w:type="dxa"/>
-              <w:start w:w="90" w:type="dxa"/>
-              <w:bottom w:w="70" w:type="dxa"/>
-              <w:end w:w="90" w:type="dxa"/>
+              <w:top w:w="120" w:type="dxa"/>
+              <w:start w:w="180" w:type="dxa"/>
+              <w:bottom w:w="120" w:type="dxa"/>
+              <w:end w:w="180" w:type="dxa"/>
             </w:tcMar>
             <w:vAlign w:val="center"/>
             <w:shd w:fill="17365D"/>
@@ -962,10 +976,10 @@
           <w:tcPr>
             <w:tcW w:type="dxa" w:w="2556"/>
             <w:tcMar>
-              <w:top w:w="70" w:type="dxa"/>
-              <w:start w:w="90" w:type="dxa"/>
-              <w:bottom w:w="70" w:type="dxa"/>
-              <w:end w:w="90" w:type="dxa"/>
+              <w:top w:w="120" w:type="dxa"/>
+              <w:start w:w="180" w:type="dxa"/>
+              <w:bottom w:w="120" w:type="dxa"/>
+              <w:end w:w="180" w:type="dxa"/>
             </w:tcMar>
             <w:vAlign w:val="center"/>
             <w:shd w:fill="17365D"/>
@@ -989,10 +1003,10 @@
           <w:tcPr>
             <w:tcW w:type="dxa" w:w="2556"/>
             <w:tcMar>
-              <w:top w:w="70" w:type="dxa"/>
-              <w:start w:w="90" w:type="dxa"/>
-              <w:bottom w:w="70" w:type="dxa"/>
-              <w:end w:w="90" w:type="dxa"/>
+              <w:top w:w="120" w:type="dxa"/>
+              <w:start w:w="180" w:type="dxa"/>
+              <w:bottom w:w="120" w:type="dxa"/>
+              <w:end w:w="180" w:type="dxa"/>
             </w:tcMar>
             <w:vAlign w:val="center"/>
             <w:shd w:fill="17365D"/>
@@ -1014,14 +1028,17 @@
         </w:tc>
       </w:tr>
       <w:tr>
+        <w:trPr>
+          <w:cantSplit w:val="true"/>
+        </w:trPr>
         <w:tc>
           <w:tcPr>
             <w:tcW w:type="dxa" w:w="2556"/>
             <w:tcMar>
-              <w:top w:w="70" w:type="dxa"/>
-              <w:start w:w="90" w:type="dxa"/>
-              <w:bottom w:w="70" w:type="dxa"/>
-              <w:end w:w="90" w:type="dxa"/>
+              <w:top w:w="120" w:type="dxa"/>
+              <w:start w:w="180" w:type="dxa"/>
+              <w:bottom w:w="120" w:type="dxa"/>
+              <w:end w:w="180" w:type="dxa"/>
             </w:tcMar>
             <w:vAlign w:val="center"/>
           </w:tcPr>
@@ -1042,10 +1059,10 @@
           <w:tcPr>
             <w:tcW w:type="dxa" w:w="2556"/>
             <w:tcMar>
-              <w:top w:w="70" w:type="dxa"/>
-              <w:start w:w="90" w:type="dxa"/>
-              <w:bottom w:w="70" w:type="dxa"/>
-              <w:end w:w="90" w:type="dxa"/>
+              <w:top w:w="120" w:type="dxa"/>
+              <w:start w:w="180" w:type="dxa"/>
+              <w:bottom w:w="120" w:type="dxa"/>
+              <w:end w:w="180" w:type="dxa"/>
             </w:tcMar>
             <w:vAlign w:val="center"/>
           </w:tcPr>
@@ -1059,10 +1076,10 @@
           <w:tcPr>
             <w:tcW w:type="dxa" w:w="2556"/>
             <w:tcMar>
-              <w:top w:w="70" w:type="dxa"/>
-              <w:start w:w="90" w:type="dxa"/>
-              <w:bottom w:w="70" w:type="dxa"/>
-              <w:end w:w="90" w:type="dxa"/>
+              <w:top w:w="120" w:type="dxa"/>
+              <w:start w:w="180" w:type="dxa"/>
+              <w:bottom w:w="120" w:type="dxa"/>
+              <w:end w:w="180" w:type="dxa"/>
             </w:tcMar>
             <w:vAlign w:val="center"/>
           </w:tcPr>
@@ -1076,10 +1093,10 @@
           <w:tcPr>
             <w:tcW w:type="dxa" w:w="2556"/>
             <w:tcMar>
-              <w:top w:w="70" w:type="dxa"/>
-              <w:start w:w="90" w:type="dxa"/>
-              <w:bottom w:w="70" w:type="dxa"/>
-              <w:end w:w="90" w:type="dxa"/>
+              <w:top w:w="120" w:type="dxa"/>
+              <w:start w:w="180" w:type="dxa"/>
+              <w:bottom w:w="120" w:type="dxa"/>
+              <w:end w:w="180" w:type="dxa"/>
             </w:tcMar>
             <w:vAlign w:val="center"/>
           </w:tcPr>
@@ -1091,14 +1108,17 @@
         </w:tc>
       </w:tr>
       <w:tr>
+        <w:trPr>
+          <w:cantSplit w:val="true"/>
+        </w:trPr>
         <w:tc>
           <w:tcPr>
             <w:tcW w:type="dxa" w:w="2556"/>
             <w:tcMar>
-              <w:top w:w="70" w:type="dxa"/>
-              <w:start w:w="90" w:type="dxa"/>
-              <w:bottom w:w="70" w:type="dxa"/>
-              <w:end w:w="90" w:type="dxa"/>
+              <w:top w:w="120" w:type="dxa"/>
+              <w:start w:w="180" w:type="dxa"/>
+              <w:bottom w:w="120" w:type="dxa"/>
+              <w:end w:w="180" w:type="dxa"/>
             </w:tcMar>
             <w:vAlign w:val="center"/>
             <w:shd w:fill="F3F6F9"/>
@@ -1120,10 +1140,10 @@
           <w:tcPr>
             <w:tcW w:type="dxa" w:w="2556"/>
             <w:tcMar>
-              <w:top w:w="70" w:type="dxa"/>
-              <w:start w:w="90" w:type="dxa"/>
-              <w:bottom w:w="70" w:type="dxa"/>
-              <w:end w:w="90" w:type="dxa"/>
+              <w:top w:w="120" w:type="dxa"/>
+              <w:start w:w="180" w:type="dxa"/>
+              <w:bottom w:w="120" w:type="dxa"/>
+              <w:end w:w="180" w:type="dxa"/>
             </w:tcMar>
             <w:vAlign w:val="center"/>
             <w:shd w:fill="F3F6F9"/>
@@ -1138,10 +1158,10 @@
           <w:tcPr>
             <w:tcW w:type="dxa" w:w="2556"/>
             <w:tcMar>
-              <w:top w:w="70" w:type="dxa"/>
-              <w:start w:w="90" w:type="dxa"/>
-              <w:bottom w:w="70" w:type="dxa"/>
-              <w:end w:w="90" w:type="dxa"/>
+              <w:top w:w="120" w:type="dxa"/>
+              <w:start w:w="180" w:type="dxa"/>
+              <w:bottom w:w="120" w:type="dxa"/>
+              <w:end w:w="180" w:type="dxa"/>
             </w:tcMar>
             <w:vAlign w:val="center"/>
             <w:shd w:fill="F3F6F9"/>
@@ -1156,10 +1176,10 @@
           <w:tcPr>
             <w:tcW w:type="dxa" w:w="2556"/>
             <w:tcMar>
-              <w:top w:w="70" w:type="dxa"/>
-              <w:start w:w="90" w:type="dxa"/>
-              <w:bottom w:w="70" w:type="dxa"/>
-              <w:end w:w="90" w:type="dxa"/>
+              <w:top w:w="120" w:type="dxa"/>
+              <w:start w:w="180" w:type="dxa"/>
+              <w:bottom w:w="120" w:type="dxa"/>
+              <w:end w:w="180" w:type="dxa"/>
             </w:tcMar>
             <w:vAlign w:val="center"/>
             <w:shd w:fill="F3F6F9"/>
@@ -1172,14 +1192,17 @@
         </w:tc>
       </w:tr>
       <w:tr>
+        <w:trPr>
+          <w:cantSplit w:val="true"/>
+        </w:trPr>
         <w:tc>
           <w:tcPr>
             <w:tcW w:type="dxa" w:w="2556"/>
             <w:tcMar>
-              <w:top w:w="70" w:type="dxa"/>
-              <w:start w:w="90" w:type="dxa"/>
-              <w:bottom w:w="70" w:type="dxa"/>
-              <w:end w:w="90" w:type="dxa"/>
+              <w:top w:w="120" w:type="dxa"/>
+              <w:start w:w="180" w:type="dxa"/>
+              <w:bottom w:w="120" w:type="dxa"/>
+              <w:end w:w="180" w:type="dxa"/>
             </w:tcMar>
             <w:vAlign w:val="center"/>
           </w:tcPr>
@@ -1200,10 +1223,10 @@
           <w:tcPr>
             <w:tcW w:type="dxa" w:w="2556"/>
             <w:tcMar>
-              <w:top w:w="70" w:type="dxa"/>
-              <w:start w:w="90" w:type="dxa"/>
-              <w:bottom w:w="70" w:type="dxa"/>
-              <w:end w:w="90" w:type="dxa"/>
+              <w:top w:w="120" w:type="dxa"/>
+              <w:start w:w="180" w:type="dxa"/>
+              <w:bottom w:w="120" w:type="dxa"/>
+              <w:end w:w="180" w:type="dxa"/>
             </w:tcMar>
             <w:vAlign w:val="center"/>
           </w:tcPr>
@@ -1217,10 +1240,10 @@
           <w:tcPr>
             <w:tcW w:type="dxa" w:w="2556"/>
             <w:tcMar>
-              <w:top w:w="70" w:type="dxa"/>
-              <w:start w:w="90" w:type="dxa"/>
-              <w:bottom w:w="70" w:type="dxa"/>
-              <w:end w:w="90" w:type="dxa"/>
+              <w:top w:w="120" w:type="dxa"/>
+              <w:start w:w="180" w:type="dxa"/>
+              <w:bottom w:w="120" w:type="dxa"/>
+              <w:end w:w="180" w:type="dxa"/>
             </w:tcMar>
             <w:vAlign w:val="center"/>
           </w:tcPr>
@@ -1234,10 +1257,10 @@
           <w:tcPr>
             <w:tcW w:type="dxa" w:w="2556"/>
             <w:tcMar>
-              <w:top w:w="70" w:type="dxa"/>
-              <w:start w:w="90" w:type="dxa"/>
-              <w:bottom w:w="70" w:type="dxa"/>
-              <w:end w:w="90" w:type="dxa"/>
+              <w:top w:w="120" w:type="dxa"/>
+              <w:start w:w="180" w:type="dxa"/>
+              <w:bottom w:w="120" w:type="dxa"/>
+              <w:end w:w="180" w:type="dxa"/>
             </w:tcMar>
             <w:vAlign w:val="center"/>
           </w:tcPr>
@@ -1249,14 +1272,17 @@
         </w:tc>
       </w:tr>
       <w:tr>
+        <w:trPr>
+          <w:cantSplit w:val="true"/>
+        </w:trPr>
         <w:tc>
           <w:tcPr>
             <w:tcW w:type="dxa" w:w="2556"/>
             <w:tcMar>
-              <w:top w:w="70" w:type="dxa"/>
-              <w:start w:w="90" w:type="dxa"/>
-              <w:bottom w:w="70" w:type="dxa"/>
-              <w:end w:w="90" w:type="dxa"/>
+              <w:top w:w="120" w:type="dxa"/>
+              <w:start w:w="180" w:type="dxa"/>
+              <w:bottom w:w="120" w:type="dxa"/>
+              <w:end w:w="180" w:type="dxa"/>
             </w:tcMar>
             <w:vAlign w:val="center"/>
             <w:shd w:fill="F3F6F9"/>
@@ -1278,10 +1304,10 @@
           <w:tcPr>
             <w:tcW w:type="dxa" w:w="2556"/>
             <w:tcMar>
-              <w:top w:w="70" w:type="dxa"/>
-              <w:start w:w="90" w:type="dxa"/>
-              <w:bottom w:w="70" w:type="dxa"/>
-              <w:end w:w="90" w:type="dxa"/>
+              <w:top w:w="120" w:type="dxa"/>
+              <w:start w:w="180" w:type="dxa"/>
+              <w:bottom w:w="120" w:type="dxa"/>
+              <w:end w:w="180" w:type="dxa"/>
             </w:tcMar>
             <w:vAlign w:val="center"/>
             <w:shd w:fill="F3F6F9"/>
@@ -1296,10 +1322,10 @@
           <w:tcPr>
             <w:tcW w:type="dxa" w:w="2556"/>
             <w:tcMar>
-              <w:top w:w="70" w:type="dxa"/>
-              <w:start w:w="90" w:type="dxa"/>
-              <w:bottom w:w="70" w:type="dxa"/>
-              <w:end w:w="90" w:type="dxa"/>
+              <w:top w:w="120" w:type="dxa"/>
+              <w:start w:w="180" w:type="dxa"/>
+              <w:bottom w:w="120" w:type="dxa"/>
+              <w:end w:w="180" w:type="dxa"/>
             </w:tcMar>
             <w:vAlign w:val="center"/>
             <w:shd w:fill="F3F6F9"/>
@@ -1314,10 +1340,10 @@
           <w:tcPr>
             <w:tcW w:type="dxa" w:w="2556"/>
             <w:tcMar>
-              <w:top w:w="70" w:type="dxa"/>
-              <w:start w:w="90" w:type="dxa"/>
-              <w:bottom w:w="70" w:type="dxa"/>
-              <w:end w:w="90" w:type="dxa"/>
+              <w:top w:w="120" w:type="dxa"/>
+              <w:start w:w="180" w:type="dxa"/>
+              <w:bottom w:w="120" w:type="dxa"/>
+              <w:end w:w="180" w:type="dxa"/>
             </w:tcMar>
             <w:vAlign w:val="center"/>
             <w:shd w:fill="F3F6F9"/>
@@ -1671,15 +1697,16 @@
       <w:tr>
         <w:trPr>
           <w:tblHeader w:val="true"/>
+          <w:cantSplit w:val="true"/>
         </w:trPr>
         <w:tc>
           <w:tcPr>
             <w:tcW w:type="dxa" w:w="2556"/>
             <w:tcMar>
-              <w:top w:w="70" w:type="dxa"/>
-              <w:start w:w="90" w:type="dxa"/>
-              <w:bottom w:w="70" w:type="dxa"/>
-              <w:end w:w="90" w:type="dxa"/>
+              <w:top w:w="120" w:type="dxa"/>
+              <w:start w:w="180" w:type="dxa"/>
+              <w:bottom w:w="120" w:type="dxa"/>
+              <w:end w:w="180" w:type="dxa"/>
             </w:tcMar>
             <w:vAlign w:val="center"/>
             <w:shd w:fill="17365D"/>
@@ -1703,10 +1730,10 @@
           <w:tcPr>
             <w:tcW w:type="dxa" w:w="2556"/>
             <w:tcMar>
-              <w:top w:w="70" w:type="dxa"/>
-              <w:start w:w="90" w:type="dxa"/>
-              <w:bottom w:w="70" w:type="dxa"/>
-              <w:end w:w="90" w:type="dxa"/>
+              <w:top w:w="120" w:type="dxa"/>
+              <w:start w:w="180" w:type="dxa"/>
+              <w:bottom w:w="120" w:type="dxa"/>
+              <w:end w:w="180" w:type="dxa"/>
             </w:tcMar>
             <w:vAlign w:val="center"/>
             <w:shd w:fill="17365D"/>
@@ -1730,10 +1757,10 @@
           <w:tcPr>
             <w:tcW w:type="dxa" w:w="2556"/>
             <w:tcMar>
-              <w:top w:w="70" w:type="dxa"/>
-              <w:start w:w="90" w:type="dxa"/>
-              <w:bottom w:w="70" w:type="dxa"/>
-              <w:end w:w="90" w:type="dxa"/>
+              <w:top w:w="120" w:type="dxa"/>
+              <w:start w:w="180" w:type="dxa"/>
+              <w:bottom w:w="120" w:type="dxa"/>
+              <w:end w:w="180" w:type="dxa"/>
             </w:tcMar>
             <w:vAlign w:val="center"/>
             <w:shd w:fill="17365D"/>
@@ -1757,10 +1784,10 @@
           <w:tcPr>
             <w:tcW w:type="dxa" w:w="2556"/>
             <w:tcMar>
-              <w:top w:w="70" w:type="dxa"/>
-              <w:start w:w="90" w:type="dxa"/>
-              <w:bottom w:w="70" w:type="dxa"/>
-              <w:end w:w="90" w:type="dxa"/>
+              <w:top w:w="120" w:type="dxa"/>
+              <w:start w:w="180" w:type="dxa"/>
+              <w:bottom w:w="120" w:type="dxa"/>
+              <w:end w:w="180" w:type="dxa"/>
             </w:tcMar>
             <w:vAlign w:val="center"/>
             <w:shd w:fill="17365D"/>
@@ -1782,14 +1809,17 @@
         </w:tc>
       </w:tr>
       <w:tr>
+        <w:trPr>
+          <w:cantSplit w:val="true"/>
+        </w:trPr>
         <w:tc>
           <w:tcPr>
             <w:tcW w:type="dxa" w:w="2556"/>
             <w:tcMar>
-              <w:top w:w="70" w:type="dxa"/>
-              <w:start w:w="90" w:type="dxa"/>
-              <w:bottom w:w="70" w:type="dxa"/>
-              <w:end w:w="90" w:type="dxa"/>
+              <w:top w:w="120" w:type="dxa"/>
+              <w:start w:w="180" w:type="dxa"/>
+              <w:bottom w:w="120" w:type="dxa"/>
+              <w:end w:w="180" w:type="dxa"/>
             </w:tcMar>
             <w:vAlign w:val="center"/>
           </w:tcPr>
@@ -1810,10 +1840,10 @@
           <w:tcPr>
             <w:tcW w:type="dxa" w:w="2556"/>
             <w:tcMar>
-              <w:top w:w="70" w:type="dxa"/>
-              <w:start w:w="90" w:type="dxa"/>
-              <w:bottom w:w="70" w:type="dxa"/>
-              <w:end w:w="90" w:type="dxa"/>
+              <w:top w:w="120" w:type="dxa"/>
+              <w:start w:w="180" w:type="dxa"/>
+              <w:bottom w:w="120" w:type="dxa"/>
+              <w:end w:w="180" w:type="dxa"/>
             </w:tcMar>
             <w:vAlign w:val="center"/>
           </w:tcPr>
@@ -1827,10 +1857,10 @@
           <w:tcPr>
             <w:tcW w:type="dxa" w:w="2556"/>
             <w:tcMar>
-              <w:top w:w="70" w:type="dxa"/>
-              <w:start w:w="90" w:type="dxa"/>
-              <w:bottom w:w="70" w:type="dxa"/>
-              <w:end w:w="90" w:type="dxa"/>
+              <w:top w:w="120" w:type="dxa"/>
+              <w:start w:w="180" w:type="dxa"/>
+              <w:bottom w:w="120" w:type="dxa"/>
+              <w:end w:w="180" w:type="dxa"/>
             </w:tcMar>
             <w:vAlign w:val="center"/>
           </w:tcPr>
@@ -1844,10 +1874,10 @@
           <w:tcPr>
             <w:tcW w:type="dxa" w:w="2556"/>
             <w:tcMar>
-              <w:top w:w="70" w:type="dxa"/>
-              <w:start w:w="90" w:type="dxa"/>
-              <w:bottom w:w="70" w:type="dxa"/>
-              <w:end w:w="90" w:type="dxa"/>
+              <w:top w:w="120" w:type="dxa"/>
+              <w:start w:w="180" w:type="dxa"/>
+              <w:bottom w:w="120" w:type="dxa"/>
+              <w:end w:w="180" w:type="dxa"/>
             </w:tcMar>
             <w:vAlign w:val="center"/>
           </w:tcPr>
@@ -1859,14 +1889,17 @@
         </w:tc>
       </w:tr>
       <w:tr>
+        <w:trPr>
+          <w:cantSplit w:val="true"/>
+        </w:trPr>
         <w:tc>
           <w:tcPr>
             <w:tcW w:type="dxa" w:w="2556"/>
             <w:tcMar>
-              <w:top w:w="70" w:type="dxa"/>
-              <w:start w:w="90" w:type="dxa"/>
-              <w:bottom w:w="70" w:type="dxa"/>
-              <w:end w:w="90" w:type="dxa"/>
+              <w:top w:w="120" w:type="dxa"/>
+              <w:start w:w="180" w:type="dxa"/>
+              <w:bottom w:w="120" w:type="dxa"/>
+              <w:end w:w="180" w:type="dxa"/>
             </w:tcMar>
             <w:vAlign w:val="center"/>
             <w:shd w:fill="F3F6F9"/>
@@ -1888,10 +1921,10 @@
           <w:tcPr>
             <w:tcW w:type="dxa" w:w="2556"/>
             <w:tcMar>
-              <w:top w:w="70" w:type="dxa"/>
-              <w:start w:w="90" w:type="dxa"/>
-              <w:bottom w:w="70" w:type="dxa"/>
-              <w:end w:w="90" w:type="dxa"/>
+              <w:top w:w="120" w:type="dxa"/>
+              <w:start w:w="180" w:type="dxa"/>
+              <w:bottom w:w="120" w:type="dxa"/>
+              <w:end w:w="180" w:type="dxa"/>
             </w:tcMar>
             <w:vAlign w:val="center"/>
             <w:shd w:fill="F3F6F9"/>
@@ -1906,10 +1939,10 @@
           <w:tcPr>
             <w:tcW w:type="dxa" w:w="2556"/>
             <w:tcMar>
-              <w:top w:w="70" w:type="dxa"/>
-              <w:start w:w="90" w:type="dxa"/>
-              <w:bottom w:w="70" w:type="dxa"/>
-              <w:end w:w="90" w:type="dxa"/>
+              <w:top w:w="120" w:type="dxa"/>
+              <w:start w:w="180" w:type="dxa"/>
+              <w:bottom w:w="120" w:type="dxa"/>
+              <w:end w:w="180" w:type="dxa"/>
             </w:tcMar>
             <w:vAlign w:val="center"/>
             <w:shd w:fill="F3F6F9"/>
@@ -1924,10 +1957,10 @@
           <w:tcPr>
             <w:tcW w:type="dxa" w:w="2556"/>
             <w:tcMar>
-              <w:top w:w="70" w:type="dxa"/>
-              <w:start w:w="90" w:type="dxa"/>
-              <w:bottom w:w="70" w:type="dxa"/>
-              <w:end w:w="90" w:type="dxa"/>
+              <w:top w:w="120" w:type="dxa"/>
+              <w:start w:w="180" w:type="dxa"/>
+              <w:bottom w:w="120" w:type="dxa"/>
+              <w:end w:w="180" w:type="dxa"/>
             </w:tcMar>
             <w:vAlign w:val="center"/>
             <w:shd w:fill="F3F6F9"/>
@@ -1940,14 +1973,17 @@
         </w:tc>
       </w:tr>
       <w:tr>
+        <w:trPr>
+          <w:cantSplit w:val="true"/>
+        </w:trPr>
         <w:tc>
           <w:tcPr>
             <w:tcW w:type="dxa" w:w="2556"/>
             <w:tcMar>
-              <w:top w:w="70" w:type="dxa"/>
-              <w:start w:w="90" w:type="dxa"/>
-              <w:bottom w:w="70" w:type="dxa"/>
-              <w:end w:w="90" w:type="dxa"/>
+              <w:top w:w="120" w:type="dxa"/>
+              <w:start w:w="180" w:type="dxa"/>
+              <w:bottom w:w="120" w:type="dxa"/>
+              <w:end w:w="180" w:type="dxa"/>
             </w:tcMar>
             <w:vAlign w:val="center"/>
           </w:tcPr>
@@ -1968,10 +2004,10 @@
           <w:tcPr>
             <w:tcW w:type="dxa" w:w="2556"/>
             <w:tcMar>
-              <w:top w:w="70" w:type="dxa"/>
-              <w:start w:w="90" w:type="dxa"/>
-              <w:bottom w:w="70" w:type="dxa"/>
-              <w:end w:w="90" w:type="dxa"/>
+              <w:top w:w="120" w:type="dxa"/>
+              <w:start w:w="180" w:type="dxa"/>
+              <w:bottom w:w="120" w:type="dxa"/>
+              <w:end w:w="180" w:type="dxa"/>
             </w:tcMar>
             <w:vAlign w:val="center"/>
           </w:tcPr>
@@ -1985,10 +2021,10 @@
           <w:tcPr>
             <w:tcW w:type="dxa" w:w="2556"/>
             <w:tcMar>
-              <w:top w:w="70" w:type="dxa"/>
-              <w:start w:w="90" w:type="dxa"/>
-              <w:bottom w:w="70" w:type="dxa"/>
-              <w:end w:w="90" w:type="dxa"/>
+              <w:top w:w="120" w:type="dxa"/>
+              <w:start w:w="180" w:type="dxa"/>
+              <w:bottom w:w="120" w:type="dxa"/>
+              <w:end w:w="180" w:type="dxa"/>
             </w:tcMar>
             <w:vAlign w:val="center"/>
           </w:tcPr>
@@ -2002,10 +2038,10 @@
           <w:tcPr>
             <w:tcW w:type="dxa" w:w="2556"/>
             <w:tcMar>
-              <w:top w:w="70" w:type="dxa"/>
-              <w:start w:w="90" w:type="dxa"/>
-              <w:bottom w:w="70" w:type="dxa"/>
-              <w:end w:w="90" w:type="dxa"/>
+              <w:top w:w="120" w:type="dxa"/>
+              <w:start w:w="180" w:type="dxa"/>
+              <w:bottom w:w="120" w:type="dxa"/>
+              <w:end w:w="180" w:type="dxa"/>
             </w:tcMar>
             <w:vAlign w:val="center"/>
           </w:tcPr>
@@ -2017,14 +2053,17 @@
         </w:tc>
       </w:tr>
       <w:tr>
+        <w:trPr>
+          <w:cantSplit w:val="true"/>
+        </w:trPr>
         <w:tc>
           <w:tcPr>
             <w:tcW w:type="dxa" w:w="2556"/>
             <w:tcMar>
-              <w:top w:w="70" w:type="dxa"/>
-              <w:start w:w="90" w:type="dxa"/>
-              <w:bottom w:w="70" w:type="dxa"/>
-              <w:end w:w="90" w:type="dxa"/>
+              <w:top w:w="120" w:type="dxa"/>
+              <w:start w:w="180" w:type="dxa"/>
+              <w:bottom w:w="120" w:type="dxa"/>
+              <w:end w:w="180" w:type="dxa"/>
             </w:tcMar>
             <w:vAlign w:val="center"/>
             <w:shd w:fill="F3F6F9"/>
@@ -2046,10 +2085,10 @@
           <w:tcPr>
             <w:tcW w:type="dxa" w:w="2556"/>
             <w:tcMar>
-              <w:top w:w="70" w:type="dxa"/>
-              <w:start w:w="90" w:type="dxa"/>
-              <w:bottom w:w="70" w:type="dxa"/>
-              <w:end w:w="90" w:type="dxa"/>
+              <w:top w:w="120" w:type="dxa"/>
+              <w:start w:w="180" w:type="dxa"/>
+              <w:bottom w:w="120" w:type="dxa"/>
+              <w:end w:w="180" w:type="dxa"/>
             </w:tcMar>
             <w:vAlign w:val="center"/>
             <w:shd w:fill="F3F6F9"/>
@@ -2064,10 +2103,10 @@
           <w:tcPr>
             <w:tcW w:type="dxa" w:w="2556"/>
             <w:tcMar>
-              <w:top w:w="70" w:type="dxa"/>
-              <w:start w:w="90" w:type="dxa"/>
-              <w:bottom w:w="70" w:type="dxa"/>
-              <w:end w:w="90" w:type="dxa"/>
+              <w:top w:w="120" w:type="dxa"/>
+              <w:start w:w="180" w:type="dxa"/>
+              <w:bottom w:w="120" w:type="dxa"/>
+              <w:end w:w="180" w:type="dxa"/>
             </w:tcMar>
             <w:vAlign w:val="center"/>
             <w:shd w:fill="F3F6F9"/>
@@ -2082,10 +2121,10 @@
           <w:tcPr>
             <w:tcW w:type="dxa" w:w="2556"/>
             <w:tcMar>
-              <w:top w:w="70" w:type="dxa"/>
-              <w:start w:w="90" w:type="dxa"/>
-              <w:bottom w:w="70" w:type="dxa"/>
-              <w:end w:w="90" w:type="dxa"/>
+              <w:top w:w="120" w:type="dxa"/>
+              <w:start w:w="180" w:type="dxa"/>
+              <w:bottom w:w="120" w:type="dxa"/>
+              <w:end w:w="180" w:type="dxa"/>
             </w:tcMar>
             <w:vAlign w:val="center"/>
             <w:shd w:fill="F3F6F9"/>
@@ -2352,15 +2391,16 @@
       <w:tr>
         <w:trPr>
           <w:tblHeader w:val="true"/>
+          <w:cantSplit w:val="true"/>
         </w:trPr>
         <w:tc>
           <w:tcPr>
             <w:tcW w:type="dxa" w:w="2045"/>
             <w:tcMar>
-              <w:top w:w="70" w:type="dxa"/>
-              <w:start w:w="90" w:type="dxa"/>
-              <w:bottom w:w="70" w:type="dxa"/>
-              <w:end w:w="90" w:type="dxa"/>
+              <w:top w:w="120" w:type="dxa"/>
+              <w:start w:w="180" w:type="dxa"/>
+              <w:bottom w:w="120" w:type="dxa"/>
+              <w:end w:w="180" w:type="dxa"/>
             </w:tcMar>
             <w:vAlign w:val="center"/>
             <w:shd w:fill="17365D"/>
@@ -2384,10 +2424,10 @@
           <w:tcPr>
             <w:tcW w:type="dxa" w:w="2045"/>
             <w:tcMar>
-              <w:top w:w="70" w:type="dxa"/>
-              <w:start w:w="90" w:type="dxa"/>
-              <w:bottom w:w="70" w:type="dxa"/>
-              <w:end w:w="90" w:type="dxa"/>
+              <w:top w:w="120" w:type="dxa"/>
+              <w:start w:w="180" w:type="dxa"/>
+              <w:bottom w:w="120" w:type="dxa"/>
+              <w:end w:w="180" w:type="dxa"/>
             </w:tcMar>
             <w:vAlign w:val="center"/>
             <w:shd w:fill="17365D"/>
@@ -2411,10 +2451,10 @@
           <w:tcPr>
             <w:tcW w:type="dxa" w:w="2045"/>
             <w:tcMar>
-              <w:top w:w="70" w:type="dxa"/>
-              <w:start w:w="90" w:type="dxa"/>
-              <w:bottom w:w="70" w:type="dxa"/>
-              <w:end w:w="90" w:type="dxa"/>
+              <w:top w:w="120" w:type="dxa"/>
+              <w:start w:w="180" w:type="dxa"/>
+              <w:bottom w:w="120" w:type="dxa"/>
+              <w:end w:w="180" w:type="dxa"/>
             </w:tcMar>
             <w:vAlign w:val="center"/>
             <w:shd w:fill="17365D"/>
@@ -2438,10 +2478,10 @@
           <w:tcPr>
             <w:tcW w:type="dxa" w:w="2045"/>
             <w:tcMar>
-              <w:top w:w="70" w:type="dxa"/>
-              <w:start w:w="90" w:type="dxa"/>
-              <w:bottom w:w="70" w:type="dxa"/>
-              <w:end w:w="90" w:type="dxa"/>
+              <w:top w:w="120" w:type="dxa"/>
+              <w:start w:w="180" w:type="dxa"/>
+              <w:bottom w:w="120" w:type="dxa"/>
+              <w:end w:w="180" w:type="dxa"/>
             </w:tcMar>
             <w:vAlign w:val="center"/>
             <w:shd w:fill="17365D"/>
@@ -2457,7 +2497,7 @@
                 <w:color w:val="FFFFFF"/>
                 <w:sz w:val="17"/>
               </w:rPr>
-              <w:t>Negative effect</w:t>
+              <w:t>Tác động tiêu cực</w:t>
             </w:r>
           </w:p>
         </w:tc>
@@ -2465,10 +2505,10 @@
           <w:tcPr>
             <w:tcW w:type="dxa" w:w="2045"/>
             <w:tcMar>
-              <w:top w:w="70" w:type="dxa"/>
-              <w:start w:w="90" w:type="dxa"/>
-              <w:bottom w:w="70" w:type="dxa"/>
-              <w:end w:w="90" w:type="dxa"/>
+              <w:top w:w="120" w:type="dxa"/>
+              <w:start w:w="180" w:type="dxa"/>
+              <w:bottom w:w="120" w:type="dxa"/>
+              <w:end w:w="180" w:type="dxa"/>
             </w:tcMar>
             <w:vAlign w:val="center"/>
             <w:shd w:fill="17365D"/>
@@ -2490,14 +2530,17 @@
         </w:tc>
       </w:tr>
       <w:tr>
+        <w:trPr>
+          <w:cantSplit w:val="true"/>
+        </w:trPr>
         <w:tc>
           <w:tcPr>
             <w:tcW w:type="dxa" w:w="2045"/>
             <w:tcMar>
-              <w:top w:w="70" w:type="dxa"/>
-              <w:start w:w="90" w:type="dxa"/>
-              <w:bottom w:w="70" w:type="dxa"/>
-              <w:end w:w="90" w:type="dxa"/>
+              <w:top w:w="120" w:type="dxa"/>
+              <w:start w:w="180" w:type="dxa"/>
+              <w:bottom w:w="120" w:type="dxa"/>
+              <w:end w:w="180" w:type="dxa"/>
             </w:tcMar>
             <w:vAlign w:val="center"/>
           </w:tcPr>
@@ -2518,10 +2561,10 @@
           <w:tcPr>
             <w:tcW w:type="dxa" w:w="2045"/>
             <w:tcMar>
-              <w:top w:w="70" w:type="dxa"/>
-              <w:start w:w="90" w:type="dxa"/>
-              <w:bottom w:w="70" w:type="dxa"/>
-              <w:end w:w="90" w:type="dxa"/>
+              <w:top w:w="120" w:type="dxa"/>
+              <w:start w:w="180" w:type="dxa"/>
+              <w:bottom w:w="120" w:type="dxa"/>
+              <w:end w:w="180" w:type="dxa"/>
             </w:tcMar>
             <w:vAlign w:val="center"/>
           </w:tcPr>
@@ -2535,10 +2578,10 @@
           <w:tcPr>
             <w:tcW w:type="dxa" w:w="2045"/>
             <w:tcMar>
-              <w:top w:w="70" w:type="dxa"/>
-              <w:start w:w="90" w:type="dxa"/>
-              <w:bottom w:w="70" w:type="dxa"/>
-              <w:end w:w="90" w:type="dxa"/>
+              <w:top w:w="120" w:type="dxa"/>
+              <w:start w:w="180" w:type="dxa"/>
+              <w:bottom w:w="120" w:type="dxa"/>
+              <w:end w:w="180" w:type="dxa"/>
             </w:tcMar>
             <w:vAlign w:val="center"/>
           </w:tcPr>
@@ -2552,10 +2595,10 @@
           <w:tcPr>
             <w:tcW w:type="dxa" w:w="2045"/>
             <w:tcMar>
-              <w:top w:w="70" w:type="dxa"/>
-              <w:start w:w="90" w:type="dxa"/>
-              <w:bottom w:w="70" w:type="dxa"/>
-              <w:end w:w="90" w:type="dxa"/>
+              <w:top w:w="120" w:type="dxa"/>
+              <w:start w:w="180" w:type="dxa"/>
+              <w:bottom w:w="120" w:type="dxa"/>
+              <w:end w:w="180" w:type="dxa"/>
             </w:tcMar>
             <w:vAlign w:val="center"/>
           </w:tcPr>
@@ -2569,10 +2612,10 @@
           <w:tcPr>
             <w:tcW w:type="dxa" w:w="2045"/>
             <w:tcMar>
-              <w:top w:w="70" w:type="dxa"/>
-              <w:start w:w="90" w:type="dxa"/>
-              <w:bottom w:w="70" w:type="dxa"/>
-              <w:end w:w="90" w:type="dxa"/>
+              <w:top w:w="120" w:type="dxa"/>
+              <w:start w:w="180" w:type="dxa"/>
+              <w:bottom w:w="120" w:type="dxa"/>
+              <w:end w:w="180" w:type="dxa"/>
             </w:tcMar>
             <w:vAlign w:val="center"/>
           </w:tcPr>
@@ -2584,14 +2627,17 @@
         </w:tc>
       </w:tr>
       <w:tr>
+        <w:trPr>
+          <w:cantSplit w:val="true"/>
+        </w:trPr>
         <w:tc>
           <w:tcPr>
             <w:tcW w:type="dxa" w:w="2045"/>
             <w:tcMar>
-              <w:top w:w="70" w:type="dxa"/>
-              <w:start w:w="90" w:type="dxa"/>
-              <w:bottom w:w="70" w:type="dxa"/>
-              <w:end w:w="90" w:type="dxa"/>
+              <w:top w:w="120" w:type="dxa"/>
+              <w:start w:w="180" w:type="dxa"/>
+              <w:bottom w:w="120" w:type="dxa"/>
+              <w:end w:w="180" w:type="dxa"/>
             </w:tcMar>
             <w:vAlign w:val="center"/>
             <w:shd w:fill="F3F6F9"/>
@@ -2613,10 +2659,10 @@
           <w:tcPr>
             <w:tcW w:type="dxa" w:w="2045"/>
             <w:tcMar>
-              <w:top w:w="70" w:type="dxa"/>
-              <w:start w:w="90" w:type="dxa"/>
-              <w:bottom w:w="70" w:type="dxa"/>
-              <w:end w:w="90" w:type="dxa"/>
+              <w:top w:w="120" w:type="dxa"/>
+              <w:start w:w="180" w:type="dxa"/>
+              <w:bottom w:w="120" w:type="dxa"/>
+              <w:end w:w="180" w:type="dxa"/>
             </w:tcMar>
             <w:vAlign w:val="center"/>
             <w:shd w:fill="F3F6F9"/>
@@ -2631,10 +2677,10 @@
           <w:tcPr>
             <w:tcW w:type="dxa" w:w="2045"/>
             <w:tcMar>
-              <w:top w:w="70" w:type="dxa"/>
-              <w:start w:w="90" w:type="dxa"/>
-              <w:bottom w:w="70" w:type="dxa"/>
-              <w:end w:w="90" w:type="dxa"/>
+              <w:top w:w="120" w:type="dxa"/>
+              <w:start w:w="180" w:type="dxa"/>
+              <w:bottom w:w="120" w:type="dxa"/>
+              <w:end w:w="180" w:type="dxa"/>
             </w:tcMar>
             <w:vAlign w:val="center"/>
             <w:shd w:fill="F3F6F9"/>
@@ -2649,10 +2695,10 @@
           <w:tcPr>
             <w:tcW w:type="dxa" w:w="2045"/>
             <w:tcMar>
-              <w:top w:w="70" w:type="dxa"/>
-              <w:start w:w="90" w:type="dxa"/>
-              <w:bottom w:w="70" w:type="dxa"/>
-              <w:end w:w="90" w:type="dxa"/>
+              <w:top w:w="120" w:type="dxa"/>
+              <w:start w:w="180" w:type="dxa"/>
+              <w:bottom w:w="120" w:type="dxa"/>
+              <w:end w:w="180" w:type="dxa"/>
             </w:tcMar>
             <w:vAlign w:val="center"/>
             <w:shd w:fill="F3F6F9"/>
@@ -2667,10 +2713,10 @@
           <w:tcPr>
             <w:tcW w:type="dxa" w:w="2045"/>
             <w:tcMar>
-              <w:top w:w="70" w:type="dxa"/>
-              <w:start w:w="90" w:type="dxa"/>
-              <w:bottom w:w="70" w:type="dxa"/>
-              <w:end w:w="90" w:type="dxa"/>
+              <w:top w:w="120" w:type="dxa"/>
+              <w:start w:w="180" w:type="dxa"/>
+              <w:bottom w:w="120" w:type="dxa"/>
+              <w:end w:w="180" w:type="dxa"/>
             </w:tcMar>
             <w:vAlign w:val="center"/>
             <w:shd w:fill="F3F6F9"/>
@@ -2683,14 +2729,17 @@
         </w:tc>
       </w:tr>
       <w:tr>
+        <w:trPr>
+          <w:cantSplit w:val="true"/>
+        </w:trPr>
         <w:tc>
           <w:tcPr>
             <w:tcW w:type="dxa" w:w="2045"/>
             <w:tcMar>
-              <w:top w:w="70" w:type="dxa"/>
-              <w:start w:w="90" w:type="dxa"/>
-              <w:bottom w:w="70" w:type="dxa"/>
-              <w:end w:w="90" w:type="dxa"/>
+              <w:top w:w="120" w:type="dxa"/>
+              <w:start w:w="180" w:type="dxa"/>
+              <w:bottom w:w="120" w:type="dxa"/>
+              <w:end w:w="180" w:type="dxa"/>
             </w:tcMar>
             <w:vAlign w:val="center"/>
           </w:tcPr>
@@ -2711,10 +2760,10 @@
           <w:tcPr>
             <w:tcW w:type="dxa" w:w="2045"/>
             <w:tcMar>
-              <w:top w:w="70" w:type="dxa"/>
-              <w:start w:w="90" w:type="dxa"/>
-              <w:bottom w:w="70" w:type="dxa"/>
-              <w:end w:w="90" w:type="dxa"/>
+              <w:top w:w="120" w:type="dxa"/>
+              <w:start w:w="180" w:type="dxa"/>
+              <w:bottom w:w="120" w:type="dxa"/>
+              <w:end w:w="180" w:type="dxa"/>
             </w:tcMar>
             <w:vAlign w:val="center"/>
           </w:tcPr>
@@ -2728,10 +2777,10 @@
           <w:tcPr>
             <w:tcW w:type="dxa" w:w="2045"/>
             <w:tcMar>
-              <w:top w:w="70" w:type="dxa"/>
-              <w:start w:w="90" w:type="dxa"/>
-              <w:bottom w:w="70" w:type="dxa"/>
-              <w:end w:w="90" w:type="dxa"/>
+              <w:top w:w="120" w:type="dxa"/>
+              <w:start w:w="180" w:type="dxa"/>
+              <w:bottom w:w="120" w:type="dxa"/>
+              <w:end w:w="180" w:type="dxa"/>
             </w:tcMar>
             <w:vAlign w:val="center"/>
           </w:tcPr>
@@ -2745,10 +2794,10 @@
           <w:tcPr>
             <w:tcW w:type="dxa" w:w="2045"/>
             <w:tcMar>
-              <w:top w:w="70" w:type="dxa"/>
-              <w:start w:w="90" w:type="dxa"/>
-              <w:bottom w:w="70" w:type="dxa"/>
-              <w:end w:w="90" w:type="dxa"/>
+              <w:top w:w="120" w:type="dxa"/>
+              <w:start w:w="180" w:type="dxa"/>
+              <w:bottom w:w="120" w:type="dxa"/>
+              <w:end w:w="180" w:type="dxa"/>
             </w:tcMar>
             <w:vAlign w:val="center"/>
           </w:tcPr>
@@ -2762,10 +2811,10 @@
           <w:tcPr>
             <w:tcW w:type="dxa" w:w="2045"/>
             <w:tcMar>
-              <w:top w:w="70" w:type="dxa"/>
-              <w:start w:w="90" w:type="dxa"/>
-              <w:bottom w:w="70" w:type="dxa"/>
-              <w:end w:w="90" w:type="dxa"/>
+              <w:top w:w="120" w:type="dxa"/>
+              <w:start w:w="180" w:type="dxa"/>
+              <w:bottom w:w="120" w:type="dxa"/>
+              <w:end w:w="180" w:type="dxa"/>
             </w:tcMar>
             <w:vAlign w:val="center"/>
           </w:tcPr>
@@ -2834,7 +2883,7 @@
           <w:b/>
           <w:color w:val="17365D"/>
         </w:rPr>
-        <w:t>Commit / before-after evidence:</w:t>
+        <w:t>Commit / bằng chứng trước-sau:</w:t>
       </w:r>
     </w:p>
     <w:p>
@@ -2946,7 +2995,7 @@
         <w:color w:val="5B6770"/>
         <w:sz w:val="16"/>
       </w:rPr>
-      <w:t xml:space="preserve">Page </w:t>
+      <w:t xml:space="preserve">Trang </w:t>
       <w:fldChar w:fldCharType="begin"/>
       <w:instrText xml:space="preserve">PAGE</w:instrText>
       <w:fldChar w:fldCharType="end"/>
@@ -3690,9 +3739,6 @@
     <w:rsid w:val="00FC693F"/>
     <w:pPr>
       <w:keepNext/>
-      <w:pBdr>
-        <w:bottom w:val="single" w:sz="8" w:space="4" w:color="4F81BD" w:themeColor="accent1"/>
-      </w:pBdr>
       <w:spacing w:after="80" w:line="240" w:lineRule="auto" w:before="160"/>
       <w:contextualSpacing/>
     </w:pPr>
